--- a/materials/project/out/IDB201_Group_Project.docx
+++ b/materials/project/out/IDB201_Group_Project.docx
@@ -4240,7 +4240,16 @@
         <w:t xml:space="preserve">no), member, loan, author; relationship sets: written</w:t>
       </w:r>
       <w:r>
-        <w:t xml:space="preserve">by (many-to-many), located_at (copy → branch), borrows (member–copy, with loan and due dates). Rejected alternative: author as a multivalued attribute of book, rejected because author data (name, birth year) is needed.</w:t>
+        <w:t xml:space="preserve">by (many-to-many), located_at (copy </w:t>
+      </w:r>
+      <w:r>
+        <w:rPr>
+          <w:rFonts w:ascii="Cambria Math" w:cs="Cambria Math" w:eastAsia="Cambria Math" w:hAnsi="Cambria Math"/>
+        </w:rPr>
+        <w:t xml:space="preserve">→</w:t>
+      </w:r>
+      <w:r>
+        <w:t xml:space="preserve"> branch), borrows (member–copy, with loan and due dates). Rejected alternative: author as a multivalued attribute of book, rejected because author data (name, birth year) is needed.</w:t>
       </w:r>
     </w:p>
     <w:p>
@@ -4263,7 +4272,16 @@
         <w:t xml:space="preserve">id, loan</w:t>
       </w:r>
       <w:r>
-        <w:t xml:space="preserve">date → member</w:t>
+        <w:t xml:space="preserve">date </w:t>
+      </w:r>
+      <w:r>
+        <w:rPr>
+          <w:rFonts w:ascii="Cambria Math" w:cs="Cambria Math" w:eastAsia="Cambria Math" w:hAnsi="Cambria Math"/>
+        </w:rPr>
+        <w:t xml:space="preserve">→</w:t>
+      </w:r>
+      <w:r>
+        <w:t xml:space="preserve"> member</w:t>
       </w:r>
       <w:r>
         <w:rPr>
